--- a/dosyalar/performans-proje/8-sinif/arapca-8-proje-odevi.docx
+++ b/dosyalar/performans-proje/8-sinif/arapca-8-proje-odevi.docx
@@ -1836,7 +1836,7 @@
                 <w:szCs w:val="30"/>
                 <w:rtl/>
               </w:rPr>
-              <w:t xml:space="preserve">اَلطَّبِيعَةُ أَمَانَةٌ فِي أَعْنَاقِنَا.</w:t>
+              <w:t xml:space="preserve">اَلطَّبِيعَةُ أَمَانَةٌ فِي أَعْنَاقِنَا.</w:t>
             </w:r>
           </w:p>
           <w:p>
@@ -1854,7 +1854,7 @@
                 <w:szCs w:val="30"/>
                 <w:rtl/>
               </w:rPr>
-              <w:t xml:space="preserve">نَزْرَعُ الْأَشْجَارَ وَنَسْقِي النَّبَاتَاتِ.</w:t>
+              <w:t xml:space="preserve">نَزْرَعُ الأَشْجَارَ وَنَسْقِي النَّبَاتَاتِ.</w:t>
             </w:r>
           </w:p>
           <w:p>
@@ -1872,7 +1872,7 @@
                 <w:szCs w:val="30"/>
                 <w:rtl/>
               </w:rPr>
-              <w:t xml:space="preserve">لَا نُلَوِّثُ الْمَاءَ وَالْهَوَاءَ.</w:t>
+              <w:t xml:space="preserve">لَا نُلَوِّثُ المَاءَ وَالْهَوَاءَ.</w:t>
             </w:r>
           </w:p>
           <w:p>
@@ -1890,7 +1890,7 @@
                 <w:szCs w:val="30"/>
                 <w:rtl/>
               </w:rPr>
-              <w:t xml:space="preserve">نَضَعُ الْقُمَامَةَ فِي السَّلَّةِ.</w:t>
+              <w:t xml:space="preserve">نَضَعُ القُمَامَةَ فِي السَّلَّةِ.</w:t>
             </w:r>
           </w:p>
           <w:p>
@@ -1908,7 +1908,7 @@
                 <w:szCs w:val="30"/>
                 <w:rtl/>
               </w:rPr>
-              <w:t xml:space="preserve">نُحَافِظُ عَلَى الْحَيَوَانَاتِ وَالطُّيُورِ.</w:t>
+              <w:t xml:space="preserve">نُحَافِظُ عَلَى الحَيَوَانَاتِ وَالطُّيُورِ.</w:t>
             </w:r>
           </w:p>
           <w:p>
@@ -1926,7 +1926,7 @@
                 <w:szCs w:val="30"/>
                 <w:rtl/>
               </w:rPr>
-              <w:t xml:space="preserve">اَلْبِيئَةُ النَّظِيفَةُ حَيَاةٌ سَعِيدَةٌ.</w:t>
+              <w:t xml:space="preserve">اَلبِيئَةُ النَّظِيفَةُ حَيَاةٌ سَعِيدَةٌ.</w:t>
             </w:r>
           </w:p>
         </w:tc>
@@ -2012,7 +2012,7 @@
                 <w:szCs w:val="30"/>
                 <w:rtl/>
               </w:rPr>
-              <w:t xml:space="preserve">طَبِيعَةٌ   —   بِيئَةٌ   —   شَجَرَةٌ   —   نَبَاتٌ   —   مَاءٌ   —   هَوَاءٌ   —   تَلَوُّثٌ   —   قُمَامَةٌ   —   حَيَوَانٌ   —   غَابَةٌ</w:t>
+              <w:t xml:space="preserve">طَبِيعَةٌ   —   بِيئَةٌ   —   شَجَرَةٌ   —   نَبَاتٌ   —   مَاءٌ   —   هَوَاءٌ   —   تَلَوُّثٌ   —   قُمَامَةٌ   —   حَيَوَانٌ   —   غَابَةٌ</w:t>
             </w:r>
           </w:p>
         </w:tc>

--- a/dosyalar/performans-proje/8-sinif/arapca-8-proje-odevi.docx
+++ b/dosyalar/performans-proje/8-sinif/arapca-8-proje-odevi.docx
@@ -1810,7 +1810,7 @@
             </w:pPr>
             <w:r>
               <w:rPr>
-                <w:rFonts w:ascii="Markazi Text" w:cs="Markazi Text" w:eastAsia="Markazi Text" w:hAnsi="Markazi Text"/>
+                <w:rFonts w:ascii="Arakom" w:cs="Arakom" w:eastAsia="Arakom" w:hAnsi="Arakom"/>
                 <w:b/>
                 <w:bCs/>
                 <w:color w:val="111111"/>
@@ -1828,7 +1828,7 @@
             </w:pPr>
             <w:r>
               <w:rPr>
-                <w:rFonts w:ascii="Markazi Text" w:cs="Markazi Text" w:eastAsia="Markazi Text" w:hAnsi="Markazi Text"/>
+                <w:rFonts w:ascii="Arakom" w:cs="Arakom" w:eastAsia="Arakom" w:hAnsi="Arakom"/>
                 <w:b w:val="false"/>
                 <w:bCs w:val="false"/>
                 <w:color w:val="111111"/>
@@ -1846,7 +1846,7 @@
             </w:pPr>
             <w:r>
               <w:rPr>
-                <w:rFonts w:ascii="Markazi Text" w:cs="Markazi Text" w:eastAsia="Markazi Text" w:hAnsi="Markazi Text"/>
+                <w:rFonts w:ascii="Arakom" w:cs="Arakom" w:eastAsia="Arakom" w:hAnsi="Arakom"/>
                 <w:b w:val="false"/>
                 <w:bCs w:val="false"/>
                 <w:color w:val="111111"/>
@@ -1864,7 +1864,7 @@
             </w:pPr>
             <w:r>
               <w:rPr>
-                <w:rFonts w:ascii="Markazi Text" w:cs="Markazi Text" w:eastAsia="Markazi Text" w:hAnsi="Markazi Text"/>
+                <w:rFonts w:ascii="Arakom" w:cs="Arakom" w:eastAsia="Arakom" w:hAnsi="Arakom"/>
                 <w:b w:val="false"/>
                 <w:bCs w:val="false"/>
                 <w:color w:val="111111"/>
@@ -1882,7 +1882,7 @@
             </w:pPr>
             <w:r>
               <w:rPr>
-                <w:rFonts w:ascii="Markazi Text" w:cs="Markazi Text" w:eastAsia="Markazi Text" w:hAnsi="Markazi Text"/>
+                <w:rFonts w:ascii="Arakom" w:cs="Arakom" w:eastAsia="Arakom" w:hAnsi="Arakom"/>
                 <w:b w:val="false"/>
                 <w:bCs w:val="false"/>
                 <w:color w:val="111111"/>
@@ -1900,7 +1900,7 @@
             </w:pPr>
             <w:r>
               <w:rPr>
-                <w:rFonts w:ascii="Markazi Text" w:cs="Markazi Text" w:eastAsia="Markazi Text" w:hAnsi="Markazi Text"/>
+                <w:rFonts w:ascii="Arakom" w:cs="Arakom" w:eastAsia="Arakom" w:hAnsi="Arakom"/>
                 <w:b w:val="false"/>
                 <w:bCs w:val="false"/>
                 <w:color w:val="111111"/>
@@ -1918,7 +1918,7 @@
             </w:pPr>
             <w:r>
               <w:rPr>
-                <w:rFonts w:ascii="Markazi Text" w:cs="Markazi Text" w:eastAsia="Markazi Text" w:hAnsi="Markazi Text"/>
+                <w:rFonts w:ascii="Arakom" w:cs="Arakom" w:eastAsia="Arakom" w:hAnsi="Arakom"/>
                 <w:b w:val="false"/>
                 <w:bCs w:val="false"/>
                 <w:color w:val="111111"/>
@@ -2004,7 +2004,7 @@
             </w:pPr>
             <w:r>
               <w:rPr>
-                <w:rFonts w:ascii="Markazi Text" w:cs="Markazi Text" w:eastAsia="Markazi Text" w:hAnsi="Markazi Text"/>
+                <w:rFonts w:ascii="Arakom" w:cs="Arakom" w:eastAsia="Arakom" w:hAnsi="Arakom"/>
                 <w:b w:val="false"/>
                 <w:bCs w:val="false"/>
                 <w:color w:val="111111"/>
